--- a/Knowledge/3-Work knowledge/1-Software Engineering/2-Testing/5-My Source/1-ISTQB Foundation Level/6-Risk Management/1-Types of Risks/5-Technical Risks.docx
+++ b/Knowledge/3-Work knowledge/1-Software Engineering/2-Testing/5-My Source/1-ISTQB Foundation Level/6-Risk Management/1-Types of Risks/5-Technical Risks.docx
@@ -31,48 +31,39 @@
       </w:pPr>
       <w:r>
         <w:rPr>
-          <w:b/>
+          <w:rFonts w:ascii="Arial" w:eastAsia="Arial" w:hAnsi="Arial"/>
+          <w:sz w:val="18"/>
+          <w:highlight w:val="lightGray"/>
           <w:shd w:val="clear" w:color="auto" w:fill="B7B7B7"/>
         </w:rPr>
-        <w:t># Source</w:t>
-      </w:r>
-      <w:r>
-        <w:rPr>
+        <w:t xml:space="preserve"># Source: Chatgot </w:t>
+      </w:r>
+      <w:r>
+        <w:rPr>
+          <w:rFonts w:ascii="Arial" w:eastAsia="Arial" w:hAnsi="Arial"/>
+          <w:sz w:val="18"/>
+          <w:szCs w:val="14"/>
+          <w:highlight w:val="lightGray"/>
           <w:shd w:val="clear" w:color="auto" w:fill="B7B7B7"/>
         </w:rPr>
-        <w:t xml:space="preserve">: </w:t>
-      </w:r>
-      <w:r>
-        <w:rPr>
-          <w:b/>
+        <w:t>(GPT</w:t>
+      </w:r>
+      <w:r>
+        <w:rPr>
+          <w:rFonts w:ascii="Arial" w:eastAsia="Arial" w:hAnsi="Arial" w:cs="Cambria Math"/>
+          <w:sz w:val="18"/>
+          <w:szCs w:val="14"/>
+          <w:highlight w:val="lightGray"/>
           <w:shd w:val="clear" w:color="auto" w:fill="B7B7B7"/>
         </w:rPr>
-        <w:t xml:space="preserve">Chatgot </w:t>
-      </w:r>
-      <w:r>
-        <w:rPr>
-          <w:b/>
-          <w:sz w:val="14"/>
+        <w:t>‑</w:t>
+      </w:r>
+      <w:r>
+        <w:rPr>
+          <w:rFonts w:ascii="Arial" w:eastAsia="Arial" w:hAnsi="Arial"/>
+          <w:sz w:val="18"/>
           <w:szCs w:val="14"/>
-          <w:shd w:val="clear" w:color="auto" w:fill="B7B7B7"/>
-        </w:rPr>
-        <w:t>(GPT</w:t>
-      </w:r>
-      <w:r>
-        <w:rPr>
-          <w:rFonts w:ascii="Cambria Math" w:hAnsi="Cambria Math" w:cs="Cambria Math"/>
-          <w:b/>
-          <w:sz w:val="14"/>
-          <w:szCs w:val="14"/>
-          <w:shd w:val="clear" w:color="auto" w:fill="B7B7B7"/>
-        </w:rPr>
-        <w:t>‑</w:t>
-      </w:r>
-      <w:r>
-        <w:rPr>
-          <w:b/>
-          <w:sz w:val="14"/>
-          <w:szCs w:val="14"/>
+          <w:highlight w:val="lightGray"/>
           <w:shd w:val="clear" w:color="auto" w:fill="B7B7B7"/>
         </w:rPr>
         <w:t>5 Mini) at [8/17/2025]</w:t>
@@ -132,7 +123,7 @@
           <w:ilvl w:val="0"/>
           <w:numId w:val="12"/>
         </w:numPr>
-        <w:spacing w:before="240"/>
+        <w:spacing w:before="240" w:after="0" w:line="276" w:lineRule="auto"/>
         <w:rPr>
           <w:rFonts w:ascii="Roboto Mono" w:eastAsia="Roboto Mono" w:hAnsi="Roboto Mono" w:cs="Roboto Mono"/>
         </w:rPr>
@@ -156,6 +147,7 @@
           <w:ilvl w:val="0"/>
           <w:numId w:val="12"/>
         </w:numPr>
+        <w:spacing w:after="0" w:line="276" w:lineRule="auto"/>
         <w:rPr>
           <w:rFonts w:ascii="Roboto Mono" w:eastAsia="Roboto Mono" w:hAnsi="Roboto Mono" w:cs="Roboto Mono"/>
         </w:rPr>
@@ -179,7 +171,7 @@
           <w:ilvl w:val="0"/>
           <w:numId w:val="12"/>
         </w:numPr>
-        <w:spacing w:after="240"/>
+        <w:spacing w:after="240" w:line="276" w:lineRule="auto"/>
         <w:rPr>
           <w:rFonts w:ascii="Roboto Mono" w:eastAsia="Roboto Mono" w:hAnsi="Roboto Mono" w:cs="Roboto Mono"/>
         </w:rPr>
@@ -228,7 +220,7 @@
     </w:p>
     <w:p>
       <w:r>
-        <w:pict w14:anchorId="1F8A7BFE">
+        <w:pict w14:anchorId="08C7A479">
           <v:rect id="_x0000_i1025" style="width:0;height:1.5pt" o:hralign="center" o:hrstd="t" o:hr="t" fillcolor="#a0a0a0" stroked="f"/>
         </w:pict>
       </w:r>
@@ -277,48 +269,39 @@
       </w:pPr>
       <w:r>
         <w:rPr>
-          <w:b/>
+          <w:rFonts w:ascii="Arial" w:eastAsia="Arial" w:hAnsi="Arial"/>
+          <w:sz w:val="18"/>
+          <w:highlight w:val="lightGray"/>
           <w:shd w:val="clear" w:color="auto" w:fill="B7B7B7"/>
         </w:rPr>
-        <w:t># Source</w:t>
-      </w:r>
-      <w:r>
-        <w:rPr>
+        <w:t xml:space="preserve"># Source: Chatgot </w:t>
+      </w:r>
+      <w:r>
+        <w:rPr>
+          <w:rFonts w:ascii="Arial" w:eastAsia="Arial" w:hAnsi="Arial"/>
+          <w:sz w:val="18"/>
+          <w:szCs w:val="14"/>
+          <w:highlight w:val="lightGray"/>
           <w:shd w:val="clear" w:color="auto" w:fill="B7B7B7"/>
         </w:rPr>
-        <w:t xml:space="preserve">: </w:t>
-      </w:r>
-      <w:r>
-        <w:rPr>
-          <w:b/>
+        <w:t>(GPT</w:t>
+      </w:r>
+      <w:r>
+        <w:rPr>
+          <w:rFonts w:ascii="Arial" w:eastAsia="Arial" w:hAnsi="Arial" w:cs="Cambria Math"/>
+          <w:sz w:val="18"/>
+          <w:szCs w:val="14"/>
+          <w:highlight w:val="lightGray"/>
           <w:shd w:val="clear" w:color="auto" w:fill="B7B7B7"/>
         </w:rPr>
-        <w:t xml:space="preserve">Chatgot </w:t>
-      </w:r>
-      <w:r>
-        <w:rPr>
-          <w:b/>
-          <w:sz w:val="14"/>
+        <w:t>‑</w:t>
+      </w:r>
+      <w:r>
+        <w:rPr>
+          <w:rFonts w:ascii="Arial" w:eastAsia="Arial" w:hAnsi="Arial"/>
+          <w:sz w:val="18"/>
           <w:szCs w:val="14"/>
-          <w:shd w:val="clear" w:color="auto" w:fill="B7B7B7"/>
-        </w:rPr>
-        <w:t>(GPT</w:t>
-      </w:r>
-      <w:r>
-        <w:rPr>
-          <w:rFonts w:ascii="Cambria Math" w:hAnsi="Cambria Math" w:cs="Cambria Math"/>
-          <w:b/>
-          <w:sz w:val="14"/>
-          <w:szCs w:val="14"/>
-          <w:shd w:val="clear" w:color="auto" w:fill="B7B7B7"/>
-        </w:rPr>
-        <w:t>‑</w:t>
-      </w:r>
-      <w:r>
-        <w:rPr>
-          <w:b/>
-          <w:sz w:val="14"/>
-          <w:szCs w:val="14"/>
+          <w:highlight w:val="lightGray"/>
           <w:shd w:val="clear" w:color="auto" w:fill="B7B7B7"/>
         </w:rPr>
         <w:t>5 Mini) at [8/17/2025]</w:t>
@@ -330,7 +313,7 @@
           <w:ilvl w:val="0"/>
           <w:numId w:val="3"/>
         </w:numPr>
-        <w:spacing w:before="240"/>
+        <w:spacing w:before="240" w:after="0" w:line="276" w:lineRule="auto"/>
       </w:pPr>
       <w:r>
         <w:rPr>
@@ -364,7 +347,7 @@
           <w:ilvl w:val="0"/>
           <w:numId w:val="3"/>
         </w:numPr>
-        <w:spacing w:after="240"/>
+        <w:spacing w:after="240" w:line="276" w:lineRule="auto"/>
       </w:pPr>
       <w:r>
         <w:rPr>
@@ -417,49 +400,39 @@
       </w:pPr>
       <w:r>
         <w:rPr>
-          <w:b/>
+          <w:rFonts w:ascii="Arial" w:eastAsia="Arial" w:hAnsi="Arial"/>
+          <w:sz w:val="18"/>
+          <w:highlight w:val="lightGray"/>
           <w:shd w:val="clear" w:color="auto" w:fill="B7B7B7"/>
         </w:rPr>
-        <w:lastRenderedPageBreak/>
-        <w:t># Source</w:t>
-      </w:r>
-      <w:r>
-        <w:rPr>
+        <w:t xml:space="preserve"># Source: Chatgot </w:t>
+      </w:r>
+      <w:r>
+        <w:rPr>
+          <w:rFonts w:ascii="Arial" w:eastAsia="Arial" w:hAnsi="Arial"/>
+          <w:sz w:val="18"/>
+          <w:szCs w:val="14"/>
+          <w:highlight w:val="lightGray"/>
           <w:shd w:val="clear" w:color="auto" w:fill="B7B7B7"/>
         </w:rPr>
-        <w:t xml:space="preserve">: </w:t>
-      </w:r>
-      <w:r>
-        <w:rPr>
-          <w:b/>
+        <w:t>(GPT</w:t>
+      </w:r>
+      <w:r>
+        <w:rPr>
+          <w:rFonts w:ascii="Arial" w:eastAsia="Arial" w:hAnsi="Arial" w:cs="Cambria Math"/>
+          <w:sz w:val="18"/>
+          <w:szCs w:val="14"/>
+          <w:highlight w:val="lightGray"/>
           <w:shd w:val="clear" w:color="auto" w:fill="B7B7B7"/>
         </w:rPr>
-        <w:t xml:space="preserve">Chatgot </w:t>
-      </w:r>
-      <w:r>
-        <w:rPr>
-          <w:b/>
-          <w:sz w:val="14"/>
+        <w:t>‑</w:t>
+      </w:r>
+      <w:r>
+        <w:rPr>
+          <w:rFonts w:ascii="Arial" w:eastAsia="Arial" w:hAnsi="Arial"/>
+          <w:sz w:val="18"/>
           <w:szCs w:val="14"/>
-          <w:shd w:val="clear" w:color="auto" w:fill="B7B7B7"/>
-        </w:rPr>
-        <w:t>(GPT</w:t>
-      </w:r>
-      <w:r>
-        <w:rPr>
-          <w:rFonts w:ascii="Cambria Math" w:hAnsi="Cambria Math" w:cs="Cambria Math"/>
-          <w:b/>
-          <w:sz w:val="14"/>
-          <w:szCs w:val="14"/>
-          <w:shd w:val="clear" w:color="auto" w:fill="B7B7B7"/>
-        </w:rPr>
-        <w:t>‑</w:t>
-      </w:r>
-      <w:r>
-        <w:rPr>
-          <w:b/>
-          <w:sz w:val="14"/>
-          <w:szCs w:val="14"/>
+          <w:highlight w:val="lightGray"/>
           <w:shd w:val="clear" w:color="auto" w:fill="B7B7B7"/>
         </w:rPr>
         <w:t>5 Mini) at [8/17/2025]</w:t>
@@ -471,7 +444,7 @@
           <w:ilvl w:val="0"/>
           <w:numId w:val="11"/>
         </w:numPr>
-        <w:spacing w:before="240"/>
+        <w:spacing w:before="240" w:after="0" w:line="276" w:lineRule="auto"/>
         <w:rPr>
           <w:rFonts w:ascii="Roboto Mono" w:eastAsia="Roboto Mono" w:hAnsi="Roboto Mono" w:cs="Roboto Mono"/>
         </w:rPr>
@@ -495,7 +468,7 @@
           <w:ilvl w:val="0"/>
           <w:numId w:val="11"/>
         </w:numPr>
-        <w:spacing w:after="240"/>
+        <w:spacing w:after="240" w:line="276" w:lineRule="auto"/>
         <w:rPr>
           <w:rFonts w:ascii="Roboto Mono" w:eastAsia="Roboto Mono" w:hAnsi="Roboto Mono" w:cs="Roboto Mono"/>
         </w:rPr>
@@ -552,48 +525,39 @@
       </w:pPr>
       <w:r>
         <w:rPr>
-          <w:b/>
+          <w:rFonts w:ascii="Arial" w:eastAsia="Arial" w:hAnsi="Arial"/>
+          <w:sz w:val="18"/>
+          <w:highlight w:val="lightGray"/>
           <w:shd w:val="clear" w:color="auto" w:fill="B7B7B7"/>
         </w:rPr>
-        <w:t># Source</w:t>
-      </w:r>
-      <w:r>
-        <w:rPr>
+        <w:t xml:space="preserve"># Source: Chatgot </w:t>
+      </w:r>
+      <w:r>
+        <w:rPr>
+          <w:rFonts w:ascii="Arial" w:eastAsia="Arial" w:hAnsi="Arial"/>
+          <w:sz w:val="18"/>
+          <w:szCs w:val="14"/>
+          <w:highlight w:val="lightGray"/>
           <w:shd w:val="clear" w:color="auto" w:fill="B7B7B7"/>
         </w:rPr>
-        <w:t xml:space="preserve">: </w:t>
-      </w:r>
-      <w:r>
-        <w:rPr>
-          <w:b/>
+        <w:t>(GPT</w:t>
+      </w:r>
+      <w:r>
+        <w:rPr>
+          <w:rFonts w:ascii="Arial" w:eastAsia="Arial" w:hAnsi="Arial" w:cs="Cambria Math"/>
+          <w:sz w:val="18"/>
+          <w:szCs w:val="14"/>
+          <w:highlight w:val="lightGray"/>
           <w:shd w:val="clear" w:color="auto" w:fill="B7B7B7"/>
         </w:rPr>
-        <w:t xml:space="preserve">Chatgot </w:t>
-      </w:r>
-      <w:r>
-        <w:rPr>
-          <w:b/>
-          <w:sz w:val="14"/>
+        <w:t>‑</w:t>
+      </w:r>
+      <w:r>
+        <w:rPr>
+          <w:rFonts w:ascii="Arial" w:eastAsia="Arial" w:hAnsi="Arial"/>
+          <w:sz w:val="18"/>
           <w:szCs w:val="14"/>
-          <w:shd w:val="clear" w:color="auto" w:fill="B7B7B7"/>
-        </w:rPr>
-        <w:t>(GPT</w:t>
-      </w:r>
-      <w:r>
-        <w:rPr>
-          <w:rFonts w:ascii="Cambria Math" w:hAnsi="Cambria Math" w:cs="Cambria Math"/>
-          <w:b/>
-          <w:sz w:val="14"/>
-          <w:szCs w:val="14"/>
-          <w:shd w:val="clear" w:color="auto" w:fill="B7B7B7"/>
-        </w:rPr>
-        <w:t>‑</w:t>
-      </w:r>
-      <w:r>
-        <w:rPr>
-          <w:b/>
-          <w:sz w:val="14"/>
-          <w:szCs w:val="14"/>
+          <w:highlight w:val="lightGray"/>
           <w:shd w:val="clear" w:color="auto" w:fill="B7B7B7"/>
         </w:rPr>
         <w:t>5 Mini) at [8/17/2025]</w:t>
@@ -605,7 +569,7 @@
           <w:ilvl w:val="0"/>
           <w:numId w:val="10"/>
         </w:numPr>
-        <w:spacing w:before="240"/>
+        <w:spacing w:before="240" w:after="0" w:line="276" w:lineRule="auto"/>
       </w:pPr>
       <w:r>
         <w:rPr>
@@ -639,7 +603,7 @@
           <w:ilvl w:val="0"/>
           <w:numId w:val="10"/>
         </w:numPr>
-        <w:spacing w:after="240"/>
+        <w:spacing w:after="240" w:line="276" w:lineRule="auto"/>
         <w:rPr>
           <w:rFonts w:ascii="Roboto Mono" w:eastAsia="Roboto Mono" w:hAnsi="Roboto Mono" w:cs="Roboto Mono"/>
         </w:rPr>
@@ -696,48 +660,39 @@
       </w:pPr>
       <w:r>
         <w:rPr>
-          <w:b/>
+          <w:rFonts w:ascii="Arial" w:eastAsia="Arial" w:hAnsi="Arial"/>
+          <w:sz w:val="18"/>
+          <w:highlight w:val="lightGray"/>
           <w:shd w:val="clear" w:color="auto" w:fill="B7B7B7"/>
         </w:rPr>
-        <w:t># Source</w:t>
-      </w:r>
-      <w:r>
-        <w:rPr>
+        <w:t xml:space="preserve"># Source: Chatgot </w:t>
+      </w:r>
+      <w:r>
+        <w:rPr>
+          <w:rFonts w:ascii="Arial" w:eastAsia="Arial" w:hAnsi="Arial"/>
+          <w:sz w:val="18"/>
+          <w:szCs w:val="14"/>
+          <w:highlight w:val="lightGray"/>
           <w:shd w:val="clear" w:color="auto" w:fill="B7B7B7"/>
         </w:rPr>
-        <w:t xml:space="preserve">: </w:t>
-      </w:r>
-      <w:r>
-        <w:rPr>
-          <w:b/>
+        <w:t>(GPT</w:t>
+      </w:r>
+      <w:r>
+        <w:rPr>
+          <w:rFonts w:ascii="Arial" w:eastAsia="Arial" w:hAnsi="Arial" w:cs="Cambria Math"/>
+          <w:sz w:val="18"/>
+          <w:szCs w:val="14"/>
+          <w:highlight w:val="lightGray"/>
           <w:shd w:val="clear" w:color="auto" w:fill="B7B7B7"/>
         </w:rPr>
-        <w:t xml:space="preserve">Chatgot </w:t>
-      </w:r>
-      <w:r>
-        <w:rPr>
-          <w:b/>
-          <w:sz w:val="14"/>
+        <w:t>‑</w:t>
+      </w:r>
+      <w:r>
+        <w:rPr>
+          <w:rFonts w:ascii="Arial" w:eastAsia="Arial" w:hAnsi="Arial"/>
+          <w:sz w:val="18"/>
           <w:szCs w:val="14"/>
-          <w:shd w:val="clear" w:color="auto" w:fill="B7B7B7"/>
-        </w:rPr>
-        <w:t>(GPT</w:t>
-      </w:r>
-      <w:r>
-        <w:rPr>
-          <w:rFonts w:ascii="Cambria Math" w:hAnsi="Cambria Math" w:cs="Cambria Math"/>
-          <w:b/>
-          <w:sz w:val="14"/>
-          <w:szCs w:val="14"/>
-          <w:shd w:val="clear" w:color="auto" w:fill="B7B7B7"/>
-        </w:rPr>
-        <w:t>‑</w:t>
-      </w:r>
-      <w:r>
-        <w:rPr>
-          <w:b/>
-          <w:sz w:val="14"/>
-          <w:szCs w:val="14"/>
+          <w:highlight w:val="lightGray"/>
           <w:shd w:val="clear" w:color="auto" w:fill="B7B7B7"/>
         </w:rPr>
         <w:t>5 Mini) at [8/17/2025]</w:t>
@@ -749,7 +704,7 @@
           <w:ilvl w:val="0"/>
           <w:numId w:val="4"/>
         </w:numPr>
-        <w:spacing w:before="240"/>
+        <w:spacing w:before="240" w:after="0" w:line="276" w:lineRule="auto"/>
         <w:rPr>
           <w:rFonts w:ascii="Roboto Mono" w:eastAsia="Roboto Mono" w:hAnsi="Roboto Mono" w:cs="Roboto Mono"/>
         </w:rPr>
@@ -773,7 +728,7 @@
           <w:ilvl w:val="0"/>
           <w:numId w:val="4"/>
         </w:numPr>
-        <w:spacing w:after="240"/>
+        <w:spacing w:after="240" w:line="276" w:lineRule="auto"/>
         <w:rPr>
           <w:rFonts w:ascii="Roboto Mono" w:eastAsia="Roboto Mono" w:hAnsi="Roboto Mono" w:cs="Roboto Mono"/>
         </w:rPr>
@@ -830,48 +785,39 @@
       </w:pPr>
       <w:r>
         <w:rPr>
-          <w:b/>
+          <w:rFonts w:ascii="Arial" w:eastAsia="Arial" w:hAnsi="Arial"/>
+          <w:sz w:val="18"/>
+          <w:highlight w:val="lightGray"/>
           <w:shd w:val="clear" w:color="auto" w:fill="B7B7B7"/>
         </w:rPr>
-        <w:t># Source</w:t>
-      </w:r>
-      <w:r>
-        <w:rPr>
+        <w:t xml:space="preserve"># Source: Chatgot </w:t>
+      </w:r>
+      <w:r>
+        <w:rPr>
+          <w:rFonts w:ascii="Arial" w:eastAsia="Arial" w:hAnsi="Arial"/>
+          <w:sz w:val="18"/>
+          <w:szCs w:val="14"/>
+          <w:highlight w:val="lightGray"/>
           <w:shd w:val="clear" w:color="auto" w:fill="B7B7B7"/>
         </w:rPr>
-        <w:t xml:space="preserve">: </w:t>
-      </w:r>
-      <w:r>
-        <w:rPr>
-          <w:b/>
+        <w:t>(GPT</w:t>
+      </w:r>
+      <w:r>
+        <w:rPr>
+          <w:rFonts w:ascii="Arial" w:eastAsia="Arial" w:hAnsi="Arial" w:cs="Cambria Math"/>
+          <w:sz w:val="18"/>
+          <w:szCs w:val="14"/>
+          <w:highlight w:val="lightGray"/>
           <w:shd w:val="clear" w:color="auto" w:fill="B7B7B7"/>
         </w:rPr>
-        <w:t xml:space="preserve">Chatgot </w:t>
-      </w:r>
-      <w:r>
-        <w:rPr>
-          <w:b/>
-          <w:sz w:val="14"/>
+        <w:t>‑</w:t>
+      </w:r>
+      <w:r>
+        <w:rPr>
+          <w:rFonts w:ascii="Arial" w:eastAsia="Arial" w:hAnsi="Arial"/>
+          <w:sz w:val="18"/>
           <w:szCs w:val="14"/>
-          <w:shd w:val="clear" w:color="auto" w:fill="B7B7B7"/>
-        </w:rPr>
-        <w:t>(GPT</w:t>
-      </w:r>
-      <w:r>
-        <w:rPr>
-          <w:rFonts w:ascii="Cambria Math" w:hAnsi="Cambria Math" w:cs="Cambria Math"/>
-          <w:b/>
-          <w:sz w:val="14"/>
-          <w:szCs w:val="14"/>
-          <w:shd w:val="clear" w:color="auto" w:fill="B7B7B7"/>
-        </w:rPr>
-        <w:t>‑</w:t>
-      </w:r>
-      <w:r>
-        <w:rPr>
-          <w:b/>
-          <w:sz w:val="14"/>
-          <w:szCs w:val="14"/>
+          <w:highlight w:val="lightGray"/>
           <w:shd w:val="clear" w:color="auto" w:fill="B7B7B7"/>
         </w:rPr>
         <w:t>5 Mini) at [8/17/2025]</w:t>
@@ -883,7 +829,7 @@
           <w:ilvl w:val="0"/>
           <w:numId w:val="2"/>
         </w:numPr>
-        <w:spacing w:before="240"/>
+        <w:spacing w:before="240" w:after="0" w:line="276" w:lineRule="auto"/>
         <w:rPr>
           <w:rFonts w:ascii="Roboto Mono" w:eastAsia="Roboto Mono" w:hAnsi="Roboto Mono" w:cs="Roboto Mono"/>
         </w:rPr>
@@ -907,7 +853,7 @@
           <w:ilvl w:val="0"/>
           <w:numId w:val="2"/>
         </w:numPr>
-        <w:spacing w:after="240"/>
+        <w:spacing w:after="240" w:line="276" w:lineRule="auto"/>
         <w:rPr>
           <w:rFonts w:ascii="Roboto Mono" w:eastAsia="Roboto Mono" w:hAnsi="Roboto Mono" w:cs="Roboto Mono"/>
         </w:rPr>
@@ -964,48 +910,39 @@
       </w:pPr>
       <w:r>
         <w:rPr>
-          <w:b/>
+          <w:rFonts w:ascii="Arial" w:eastAsia="Arial" w:hAnsi="Arial"/>
+          <w:sz w:val="18"/>
+          <w:highlight w:val="lightGray"/>
           <w:shd w:val="clear" w:color="auto" w:fill="B7B7B7"/>
         </w:rPr>
-        <w:t># Source</w:t>
-      </w:r>
-      <w:r>
-        <w:rPr>
+        <w:t xml:space="preserve"># Source: Chatgot </w:t>
+      </w:r>
+      <w:r>
+        <w:rPr>
+          <w:rFonts w:ascii="Arial" w:eastAsia="Arial" w:hAnsi="Arial"/>
+          <w:sz w:val="18"/>
+          <w:szCs w:val="14"/>
+          <w:highlight w:val="lightGray"/>
           <w:shd w:val="clear" w:color="auto" w:fill="B7B7B7"/>
         </w:rPr>
-        <w:t xml:space="preserve">: </w:t>
-      </w:r>
-      <w:r>
-        <w:rPr>
-          <w:b/>
+        <w:t>(GPT</w:t>
+      </w:r>
+      <w:r>
+        <w:rPr>
+          <w:rFonts w:ascii="Arial" w:eastAsia="Arial" w:hAnsi="Arial" w:cs="Cambria Math"/>
+          <w:sz w:val="18"/>
+          <w:szCs w:val="14"/>
+          <w:highlight w:val="lightGray"/>
           <w:shd w:val="clear" w:color="auto" w:fill="B7B7B7"/>
         </w:rPr>
-        <w:t xml:space="preserve">Chatgot </w:t>
-      </w:r>
-      <w:r>
-        <w:rPr>
-          <w:b/>
-          <w:sz w:val="14"/>
+        <w:t>‑</w:t>
+      </w:r>
+      <w:r>
+        <w:rPr>
+          <w:rFonts w:ascii="Arial" w:eastAsia="Arial" w:hAnsi="Arial"/>
+          <w:sz w:val="18"/>
           <w:szCs w:val="14"/>
-          <w:shd w:val="clear" w:color="auto" w:fill="B7B7B7"/>
-        </w:rPr>
-        <w:t>(GPT</w:t>
-      </w:r>
-      <w:r>
-        <w:rPr>
-          <w:rFonts w:ascii="Cambria Math" w:hAnsi="Cambria Math" w:cs="Cambria Math"/>
-          <w:b/>
-          <w:sz w:val="14"/>
-          <w:szCs w:val="14"/>
-          <w:shd w:val="clear" w:color="auto" w:fill="B7B7B7"/>
-        </w:rPr>
-        <w:t>‑</w:t>
-      </w:r>
-      <w:r>
-        <w:rPr>
-          <w:b/>
-          <w:sz w:val="14"/>
-          <w:szCs w:val="14"/>
+          <w:highlight w:val="lightGray"/>
           <w:shd w:val="clear" w:color="auto" w:fill="B7B7B7"/>
         </w:rPr>
         <w:t>5 Mini) at [8/17/2025]</w:t>
@@ -1017,16 +954,15 @@
           <w:ilvl w:val="0"/>
           <w:numId w:val="1"/>
         </w:numPr>
-        <w:spacing w:before="240"/>
-        <w:rPr>
-          <w:rFonts w:ascii="Roboto Mono" w:eastAsia="Roboto Mono" w:hAnsi="Roboto Mono" w:cs="Roboto Mono"/>
-        </w:rPr>
-      </w:pPr>
-      <w:r>
-        <w:rPr>
-          <w:rFonts w:ascii="Roboto Mono" w:eastAsia="Roboto Mono" w:hAnsi="Roboto Mono" w:cs="Roboto Mono"/>
-        </w:rPr>
-        <w:lastRenderedPageBreak/>
+        <w:spacing w:before="240" w:after="0" w:line="276" w:lineRule="auto"/>
+        <w:rPr>
+          <w:rFonts w:ascii="Roboto Mono" w:eastAsia="Roboto Mono" w:hAnsi="Roboto Mono" w:cs="Roboto Mono"/>
+        </w:rPr>
+      </w:pPr>
+      <w:r>
+        <w:rPr>
+          <w:rFonts w:ascii="Roboto Mono" w:eastAsia="Roboto Mono" w:hAnsi="Roboto Mono" w:cs="Roboto Mono"/>
+        </w:rPr>
         <w:t>Relying on third-party libraries, vendors, or platforms that may fail.</w:t>
       </w:r>
       <w:r>
@@ -1042,7 +978,7 @@
           <w:ilvl w:val="0"/>
           <w:numId w:val="1"/>
         </w:numPr>
-        <w:spacing w:after="240"/>
+        <w:spacing w:after="240" w:line="276" w:lineRule="auto"/>
       </w:pPr>
       <w:r>
         <w:rPr>
@@ -1095,48 +1031,39 @@
       </w:pPr>
       <w:r>
         <w:rPr>
-          <w:b/>
+          <w:rFonts w:ascii="Arial" w:eastAsia="Arial" w:hAnsi="Arial"/>
+          <w:sz w:val="18"/>
+          <w:highlight w:val="lightGray"/>
           <w:shd w:val="clear" w:color="auto" w:fill="B7B7B7"/>
         </w:rPr>
-        <w:t># Source</w:t>
-      </w:r>
-      <w:r>
-        <w:rPr>
+        <w:t xml:space="preserve"># Source: Chatgot </w:t>
+      </w:r>
+      <w:r>
+        <w:rPr>
+          <w:rFonts w:ascii="Arial" w:eastAsia="Arial" w:hAnsi="Arial"/>
+          <w:sz w:val="18"/>
+          <w:szCs w:val="14"/>
+          <w:highlight w:val="lightGray"/>
           <w:shd w:val="clear" w:color="auto" w:fill="B7B7B7"/>
         </w:rPr>
-        <w:t xml:space="preserve">: </w:t>
-      </w:r>
-      <w:r>
-        <w:rPr>
-          <w:b/>
+        <w:t>(GPT</w:t>
+      </w:r>
+      <w:r>
+        <w:rPr>
+          <w:rFonts w:ascii="Arial" w:eastAsia="Arial" w:hAnsi="Arial" w:cs="Cambria Math"/>
+          <w:sz w:val="18"/>
+          <w:szCs w:val="14"/>
+          <w:highlight w:val="lightGray"/>
           <w:shd w:val="clear" w:color="auto" w:fill="B7B7B7"/>
         </w:rPr>
-        <w:t xml:space="preserve">Chatgot </w:t>
-      </w:r>
-      <w:r>
-        <w:rPr>
-          <w:b/>
-          <w:sz w:val="14"/>
+        <w:t>‑</w:t>
+      </w:r>
+      <w:r>
+        <w:rPr>
+          <w:rFonts w:ascii="Arial" w:eastAsia="Arial" w:hAnsi="Arial"/>
+          <w:sz w:val="18"/>
           <w:szCs w:val="14"/>
-          <w:shd w:val="clear" w:color="auto" w:fill="B7B7B7"/>
-        </w:rPr>
-        <w:t>(GPT</w:t>
-      </w:r>
-      <w:r>
-        <w:rPr>
-          <w:rFonts w:ascii="Cambria Math" w:hAnsi="Cambria Math" w:cs="Cambria Math"/>
-          <w:b/>
-          <w:sz w:val="14"/>
-          <w:szCs w:val="14"/>
-          <w:shd w:val="clear" w:color="auto" w:fill="B7B7B7"/>
-        </w:rPr>
-        <w:t>‑</w:t>
-      </w:r>
-      <w:r>
-        <w:rPr>
-          <w:b/>
-          <w:sz w:val="14"/>
-          <w:szCs w:val="14"/>
+          <w:highlight w:val="lightGray"/>
           <w:shd w:val="clear" w:color="auto" w:fill="B7B7B7"/>
         </w:rPr>
         <w:t>5 Mini) at [8/17/2025]</w:t>
@@ -1148,7 +1075,7 @@
           <w:ilvl w:val="0"/>
           <w:numId w:val="9"/>
         </w:numPr>
-        <w:spacing w:before="240"/>
+        <w:spacing w:before="240" w:after="0" w:line="276" w:lineRule="auto"/>
         <w:rPr>
           <w:rFonts w:ascii="Roboto Mono" w:eastAsia="Roboto Mono" w:hAnsi="Roboto Mono" w:cs="Roboto Mono"/>
         </w:rPr>
@@ -1172,7 +1099,7 @@
           <w:ilvl w:val="0"/>
           <w:numId w:val="9"/>
         </w:numPr>
-        <w:spacing w:after="240"/>
+        <w:spacing w:after="240" w:line="276" w:lineRule="auto"/>
         <w:rPr>
           <w:rFonts w:ascii="Roboto Mono" w:eastAsia="Roboto Mono" w:hAnsi="Roboto Mono" w:cs="Roboto Mono"/>
         </w:rPr>
@@ -1200,7 +1127,7 @@
     </w:p>
     <w:p>
       <w:r>
-        <w:pict w14:anchorId="1EC38017">
+        <w:pict w14:anchorId="6DFD72B9">
           <v:rect id="_x0000_i1026" style="width:0;height:1.5pt" o:hralign="center" o:hrstd="t" o:hr="t" fillcolor="#a0a0a0" stroked="f"/>
         </w:pict>
       </w:r>
@@ -1224,48 +1151,39 @@
       </w:pPr>
       <w:r>
         <w:rPr>
-          <w:b/>
+          <w:rFonts w:ascii="Arial" w:eastAsia="Arial" w:hAnsi="Arial"/>
+          <w:sz w:val="18"/>
+          <w:highlight w:val="lightGray"/>
           <w:shd w:val="clear" w:color="auto" w:fill="B7B7B7"/>
         </w:rPr>
-        <w:t># Source</w:t>
-      </w:r>
-      <w:r>
-        <w:rPr>
+        <w:t xml:space="preserve"># Source: Chatgot </w:t>
+      </w:r>
+      <w:r>
+        <w:rPr>
+          <w:rFonts w:ascii="Arial" w:eastAsia="Arial" w:hAnsi="Arial"/>
+          <w:sz w:val="18"/>
+          <w:szCs w:val="14"/>
+          <w:highlight w:val="lightGray"/>
           <w:shd w:val="clear" w:color="auto" w:fill="B7B7B7"/>
         </w:rPr>
-        <w:t xml:space="preserve">: </w:t>
-      </w:r>
-      <w:r>
-        <w:rPr>
-          <w:b/>
+        <w:t>(GPT</w:t>
+      </w:r>
+      <w:r>
+        <w:rPr>
+          <w:rFonts w:ascii="Arial" w:eastAsia="Arial" w:hAnsi="Arial" w:cs="Cambria Math"/>
+          <w:sz w:val="18"/>
+          <w:szCs w:val="14"/>
+          <w:highlight w:val="lightGray"/>
           <w:shd w:val="clear" w:color="auto" w:fill="B7B7B7"/>
         </w:rPr>
-        <w:t xml:space="preserve">Chatgot </w:t>
-      </w:r>
-      <w:r>
-        <w:rPr>
-          <w:b/>
-          <w:sz w:val="14"/>
+        <w:t>‑</w:t>
+      </w:r>
+      <w:r>
+        <w:rPr>
+          <w:rFonts w:ascii="Arial" w:eastAsia="Arial" w:hAnsi="Arial"/>
+          <w:sz w:val="18"/>
           <w:szCs w:val="14"/>
-          <w:shd w:val="clear" w:color="auto" w:fill="B7B7B7"/>
-        </w:rPr>
-        <w:t>(GPT</w:t>
-      </w:r>
-      <w:r>
-        <w:rPr>
-          <w:rFonts w:ascii="Cambria Math" w:hAnsi="Cambria Math" w:cs="Cambria Math"/>
-          <w:b/>
-          <w:sz w:val="14"/>
-          <w:szCs w:val="14"/>
-          <w:shd w:val="clear" w:color="auto" w:fill="B7B7B7"/>
-        </w:rPr>
-        <w:t>‑</w:t>
-      </w:r>
-      <w:r>
-        <w:rPr>
-          <w:b/>
-          <w:sz w:val="14"/>
-          <w:szCs w:val="14"/>
+          <w:highlight w:val="lightGray"/>
           <w:shd w:val="clear" w:color="auto" w:fill="B7B7B7"/>
         </w:rPr>
         <w:t>5 Mini) at [8/17/2025]</w:t>
@@ -1277,7 +1195,7 @@
           <w:ilvl w:val="0"/>
           <w:numId w:val="6"/>
         </w:numPr>
-        <w:spacing w:before="240"/>
+        <w:spacing w:before="240" w:after="0" w:line="276" w:lineRule="auto"/>
       </w:pPr>
       <w:r>
         <w:rPr>
@@ -1305,6 +1223,7 @@
           <w:ilvl w:val="0"/>
           <w:numId w:val="6"/>
         </w:numPr>
+        <w:spacing w:after="0" w:line="276" w:lineRule="auto"/>
       </w:pPr>
       <w:r>
         <w:rPr>
@@ -1332,7 +1251,7 @@
           <w:ilvl w:val="0"/>
           <w:numId w:val="6"/>
         </w:numPr>
-        <w:spacing w:after="240"/>
+        <w:spacing w:after="240" w:line="276" w:lineRule="auto"/>
       </w:pPr>
       <w:r>
         <w:rPr>
@@ -1356,7 +1275,7 @@
     </w:p>
     <w:p>
       <w:r>
-        <w:pict w14:anchorId="4D15C168">
+        <w:pict w14:anchorId="2F2708F6">
           <v:rect id="_x0000_i1027" style="width:0;height:1.5pt" o:hralign="center" o:hrstd="t" o:hr="t" fillcolor="#a0a0a0" stroked="f"/>
         </w:pict>
       </w:r>
@@ -1380,48 +1299,39 @@
       </w:pPr>
       <w:r>
         <w:rPr>
-          <w:b/>
+          <w:rFonts w:ascii="Arial" w:eastAsia="Arial" w:hAnsi="Arial"/>
+          <w:sz w:val="18"/>
+          <w:highlight w:val="lightGray"/>
           <w:shd w:val="clear" w:color="auto" w:fill="B7B7B7"/>
         </w:rPr>
-        <w:t># Source</w:t>
-      </w:r>
-      <w:r>
-        <w:rPr>
+        <w:t xml:space="preserve"># Source: Chatgot </w:t>
+      </w:r>
+      <w:r>
+        <w:rPr>
+          <w:rFonts w:ascii="Arial" w:eastAsia="Arial" w:hAnsi="Arial"/>
+          <w:sz w:val="18"/>
+          <w:szCs w:val="14"/>
+          <w:highlight w:val="lightGray"/>
           <w:shd w:val="clear" w:color="auto" w:fill="B7B7B7"/>
         </w:rPr>
-        <w:t xml:space="preserve">: </w:t>
-      </w:r>
-      <w:r>
-        <w:rPr>
-          <w:b/>
+        <w:t>(GPT</w:t>
+      </w:r>
+      <w:r>
+        <w:rPr>
+          <w:rFonts w:ascii="Arial" w:eastAsia="Arial" w:hAnsi="Arial" w:cs="Cambria Math"/>
+          <w:sz w:val="18"/>
+          <w:szCs w:val="14"/>
+          <w:highlight w:val="lightGray"/>
           <w:shd w:val="clear" w:color="auto" w:fill="B7B7B7"/>
         </w:rPr>
-        <w:t xml:space="preserve">Chatgot </w:t>
-      </w:r>
-      <w:r>
-        <w:rPr>
-          <w:b/>
-          <w:sz w:val="14"/>
+        <w:t>‑</w:t>
+      </w:r>
+      <w:r>
+        <w:rPr>
+          <w:rFonts w:ascii="Arial" w:eastAsia="Arial" w:hAnsi="Arial"/>
+          <w:sz w:val="18"/>
           <w:szCs w:val="14"/>
-          <w:shd w:val="clear" w:color="auto" w:fill="B7B7B7"/>
-        </w:rPr>
-        <w:t>(GPT</w:t>
-      </w:r>
-      <w:r>
-        <w:rPr>
-          <w:rFonts w:ascii="Cambria Math" w:hAnsi="Cambria Math" w:cs="Cambria Math"/>
-          <w:b/>
-          <w:sz w:val="14"/>
-          <w:szCs w:val="14"/>
-          <w:shd w:val="clear" w:color="auto" w:fill="B7B7B7"/>
-        </w:rPr>
-        <w:t>‑</w:t>
-      </w:r>
-      <w:r>
-        <w:rPr>
-          <w:b/>
-          <w:sz w:val="14"/>
-          <w:szCs w:val="14"/>
+          <w:highlight w:val="lightGray"/>
           <w:shd w:val="clear" w:color="auto" w:fill="B7B7B7"/>
         </w:rPr>
         <w:t>5 Mini) at [8/17/2025]</w:t>
@@ -1433,7 +1343,7 @@
           <w:ilvl w:val="0"/>
           <w:numId w:val="5"/>
         </w:numPr>
-        <w:spacing w:before="240"/>
+        <w:spacing w:before="240" w:after="0" w:line="276" w:lineRule="auto"/>
       </w:pPr>
       <w:r>
         <w:rPr>
@@ -1474,6 +1384,7 @@
           <w:ilvl w:val="0"/>
           <w:numId w:val="5"/>
         </w:numPr>
+        <w:spacing w:after="0" w:line="276" w:lineRule="auto"/>
       </w:pPr>
       <w:r>
         <w:rPr>
@@ -1514,13 +1425,13 @@
           <w:ilvl w:val="0"/>
           <w:numId w:val="5"/>
         </w:numPr>
+        <w:spacing w:after="0" w:line="276" w:lineRule="auto"/>
       </w:pPr>
       <w:r>
         <w:rPr>
           <w:rFonts w:ascii="Roboto Mono" w:eastAsia="Roboto Mono" w:hAnsi="Roboto Mono" w:cs="Roboto Mono"/>
           <w:b/>
         </w:rPr>
-        <w:lastRenderedPageBreak/>
         <w:t>Business Risks:</w:t>
       </w:r>
       <w:r>
@@ -1555,7 +1466,7 @@
           <w:ilvl w:val="0"/>
           <w:numId w:val="5"/>
         </w:numPr>
-        <w:spacing w:after="240"/>
+        <w:spacing w:after="240" w:line="276" w:lineRule="auto"/>
       </w:pPr>
       <w:r>
         <w:rPr>
@@ -1610,7 +1521,7 @@
           <w:ilvl w:val="0"/>
           <w:numId w:val="8"/>
         </w:numPr>
-        <w:spacing w:before="240"/>
+        <w:spacing w:before="240" w:after="0" w:line="276" w:lineRule="auto"/>
         <w:rPr>
           <w:rFonts w:ascii="Roboto Mono" w:eastAsia="Roboto Mono" w:hAnsi="Roboto Mono" w:cs="Roboto Mono"/>
         </w:rPr>
@@ -1642,6 +1553,7 @@
           <w:ilvl w:val="0"/>
           <w:numId w:val="8"/>
         </w:numPr>
+        <w:spacing w:after="0" w:line="276" w:lineRule="auto"/>
         <w:rPr>
           <w:rFonts w:ascii="Roboto Mono" w:eastAsia="Roboto Mono" w:hAnsi="Roboto Mono" w:cs="Roboto Mono"/>
         </w:rPr>
@@ -1673,6 +1585,7 @@
           <w:ilvl w:val="0"/>
           <w:numId w:val="8"/>
         </w:numPr>
+        <w:spacing w:after="0" w:line="276" w:lineRule="auto"/>
         <w:rPr>
           <w:rFonts w:ascii="Roboto Mono" w:eastAsia="Roboto Mono" w:hAnsi="Roboto Mono" w:cs="Roboto Mono"/>
         </w:rPr>
@@ -1704,7 +1617,7 @@
           <w:ilvl w:val="0"/>
           <w:numId w:val="8"/>
         </w:numPr>
-        <w:spacing w:after="240"/>
+        <w:spacing w:after="240" w:line="276" w:lineRule="auto"/>
       </w:pPr>
       <w:r>
         <w:rPr>
@@ -1728,7 +1641,7 @@
     </w:p>
     <w:p>
       <w:r>
-        <w:pict w14:anchorId="56A97E75">
+        <w:pict w14:anchorId="078F929F">
           <v:rect id="_x0000_i1028" style="width:0;height:1.5pt" o:hralign="center" o:hrstd="t" o:hr="t" fillcolor="#a0a0a0" stroked="f"/>
         </w:pict>
       </w:r>
@@ -1752,48 +1665,39 @@
       </w:pPr>
       <w:r>
         <w:rPr>
-          <w:b/>
+          <w:rFonts w:ascii="Arial" w:eastAsia="Arial" w:hAnsi="Arial"/>
+          <w:sz w:val="18"/>
+          <w:highlight w:val="lightGray"/>
           <w:shd w:val="clear" w:color="auto" w:fill="B7B7B7"/>
         </w:rPr>
-        <w:t># Source</w:t>
-      </w:r>
-      <w:r>
-        <w:rPr>
+        <w:t xml:space="preserve"># Source: Chatgot </w:t>
+      </w:r>
+      <w:r>
+        <w:rPr>
+          <w:rFonts w:ascii="Arial" w:eastAsia="Arial" w:hAnsi="Arial"/>
+          <w:sz w:val="18"/>
+          <w:szCs w:val="14"/>
+          <w:highlight w:val="lightGray"/>
           <w:shd w:val="clear" w:color="auto" w:fill="B7B7B7"/>
         </w:rPr>
-        <w:t xml:space="preserve">: </w:t>
-      </w:r>
-      <w:r>
-        <w:rPr>
-          <w:b/>
+        <w:t>(GPT</w:t>
+      </w:r>
+      <w:r>
+        <w:rPr>
+          <w:rFonts w:ascii="Arial" w:eastAsia="Arial" w:hAnsi="Arial" w:cs="Cambria Math"/>
+          <w:sz w:val="18"/>
+          <w:szCs w:val="14"/>
+          <w:highlight w:val="lightGray"/>
           <w:shd w:val="clear" w:color="auto" w:fill="B7B7B7"/>
         </w:rPr>
-        <w:t xml:space="preserve">Chatgot </w:t>
-      </w:r>
-      <w:r>
-        <w:rPr>
-          <w:b/>
-          <w:sz w:val="14"/>
+        <w:t>‑</w:t>
+      </w:r>
+      <w:r>
+        <w:rPr>
+          <w:rFonts w:ascii="Arial" w:eastAsia="Arial" w:hAnsi="Arial"/>
+          <w:sz w:val="18"/>
           <w:szCs w:val="14"/>
-          <w:shd w:val="clear" w:color="auto" w:fill="B7B7B7"/>
-        </w:rPr>
-        <w:t>(GPT</w:t>
-      </w:r>
-      <w:r>
-        <w:rPr>
-          <w:rFonts w:ascii="Cambria Math" w:hAnsi="Cambria Math" w:cs="Cambria Math"/>
-          <w:b/>
-          <w:sz w:val="14"/>
-          <w:szCs w:val="14"/>
-          <w:shd w:val="clear" w:color="auto" w:fill="B7B7B7"/>
-        </w:rPr>
-        <w:t>‑</w:t>
-      </w:r>
-      <w:r>
-        <w:rPr>
-          <w:b/>
-          <w:sz w:val="14"/>
-          <w:szCs w:val="14"/>
+          <w:highlight w:val="lightGray"/>
           <w:shd w:val="clear" w:color="auto" w:fill="B7B7B7"/>
         </w:rPr>
         <w:t>5 Mini) at [8/17/2025]</w:t>
@@ -1805,7 +1709,7 @@
           <w:ilvl w:val="0"/>
           <w:numId w:val="7"/>
         </w:numPr>
-        <w:spacing w:before="240"/>
+        <w:spacing w:before="240" w:after="0" w:line="276" w:lineRule="auto"/>
       </w:pPr>
       <w:r>
         <w:rPr>
@@ -1846,6 +1750,7 @@
           <w:ilvl w:val="0"/>
           <w:numId w:val="7"/>
         </w:numPr>
+        <w:spacing w:after="0" w:line="276" w:lineRule="auto"/>
       </w:pPr>
       <w:r>
         <w:rPr>
@@ -1879,7 +1784,7 @@
           <w:ilvl w:val="0"/>
           <w:numId w:val="7"/>
         </w:numPr>
-        <w:spacing w:after="240"/>
+        <w:spacing w:after="240" w:line="276" w:lineRule="auto"/>
       </w:pPr>
       <w:r>
         <w:rPr>
@@ -1906,18 +1811,19 @@
     </w:p>
     <w:p>
       <w:r>
-        <w:pict w14:anchorId="3F6539E0">
+        <w:pict w14:anchorId="29F89BA7">
           <v:rect id="_x0000_i1029" style="width:0;height:1.5pt" o:hralign="center" o:hrstd="t" o:hr="t" fillcolor="#a0a0a0" stroked="f"/>
         </w:pict>
       </w:r>
     </w:p>
+    <w:p/>
     <w:p/>
     <w:p/>
     <w:sectPr>
       <w:pgSz w:w="12240" w:h="15840"/>
       <w:pgMar w:top="1440" w:right="1440" w:bottom="1440" w:left="1440" w:header="720" w:footer="720" w:gutter="0"/>
-      <w:pgNumType w:start="1"/>
       <w:cols w:space="720"/>
+      <w:docGrid w:linePitch="360"/>
     </w:sectPr>
   </w:body>
 </w:document>
@@ -3720,18 +3626,6 @@
   <w:style w:type="paragraph" w:default="1" w:styleId="Normal">
     <w:name w:val="Normal"/>
     <w:qFormat/>
-    <w:rsid w:val="0033308F"/>
-    <w:pPr>
-      <w:spacing w:after="0" w:line="276" w:lineRule="auto"/>
-    </w:pPr>
-    <w:rPr>
-      <w:rFonts w:ascii="Arial" w:eastAsia="Arial" w:hAnsi="Arial" w:cs="Arial"/>
-      <w:kern w:val="0"/>
-      <w:sz w:val="22"/>
-      <w:szCs w:val="22"/>
-      <w:lang w:val="en"/>
-      <w14:ligatures w14:val="none"/>
-    </w:rPr>
   </w:style>
   <w:style w:type="paragraph" w:styleId="Heading1">
     <w:name w:val="heading 1"/>
@@ -3740,7 +3634,7 @@
     <w:link w:val="Heading1Char"/>
     <w:uiPriority w:val="9"/>
     <w:qFormat/>
-    <w:rsid w:val="002B1A98"/>
+    <w:rsid w:val="00194246"/>
     <w:pPr>
       <w:keepNext/>
       <w:keepLines/>
@@ -3762,7 +3656,7 @@
     <w:uiPriority w:val="9"/>
     <w:unhideWhenUsed/>
     <w:qFormat/>
-    <w:rsid w:val="002B1A98"/>
+    <w:rsid w:val="00194246"/>
     <w:pPr>
       <w:keepNext/>
       <w:keepLines/>
@@ -3784,7 +3678,7 @@
     <w:uiPriority w:val="9"/>
     <w:unhideWhenUsed/>
     <w:qFormat/>
-    <w:rsid w:val="002B1A98"/>
+    <w:rsid w:val="00194246"/>
     <w:pPr>
       <w:keepNext/>
       <w:keepLines/>
@@ -3807,7 +3701,7 @@
     <w:semiHidden/>
     <w:unhideWhenUsed/>
     <w:qFormat/>
-    <w:rsid w:val="002B1A98"/>
+    <w:rsid w:val="00194246"/>
     <w:pPr>
       <w:keepNext/>
       <w:keepLines/>
@@ -3830,7 +3724,7 @@
     <w:semiHidden/>
     <w:unhideWhenUsed/>
     <w:qFormat/>
-    <w:rsid w:val="002B1A98"/>
+    <w:rsid w:val="00194246"/>
     <w:pPr>
       <w:keepNext/>
       <w:keepLines/>
@@ -3851,11 +3745,11 @@
     <w:semiHidden/>
     <w:unhideWhenUsed/>
     <w:qFormat/>
-    <w:rsid w:val="002B1A98"/>
+    <w:rsid w:val="00194246"/>
     <w:pPr>
       <w:keepNext/>
       <w:keepLines/>
-      <w:spacing w:before="40"/>
+      <w:spacing w:before="40" w:after="0"/>
       <w:outlineLvl w:val="5"/>
     </w:pPr>
     <w:rPr>
@@ -3874,11 +3768,11 @@
     <w:semiHidden/>
     <w:unhideWhenUsed/>
     <w:qFormat/>
-    <w:rsid w:val="002B1A98"/>
+    <w:rsid w:val="00194246"/>
     <w:pPr>
       <w:keepNext/>
       <w:keepLines/>
-      <w:spacing w:before="40"/>
+      <w:spacing w:before="40" w:after="0"/>
       <w:outlineLvl w:val="6"/>
     </w:pPr>
     <w:rPr>
@@ -3895,10 +3789,11 @@
     <w:semiHidden/>
     <w:unhideWhenUsed/>
     <w:qFormat/>
-    <w:rsid w:val="002B1A98"/>
+    <w:rsid w:val="00194246"/>
     <w:pPr>
       <w:keepNext/>
       <w:keepLines/>
+      <w:spacing w:after="0"/>
       <w:outlineLvl w:val="7"/>
     </w:pPr>
     <w:rPr>
@@ -3917,10 +3812,11 @@
     <w:semiHidden/>
     <w:unhideWhenUsed/>
     <w:qFormat/>
-    <w:rsid w:val="002B1A98"/>
+    <w:rsid w:val="00194246"/>
     <w:pPr>
       <w:keepNext/>
       <w:keepLines/>
+      <w:spacing w:after="0"/>
       <w:outlineLvl w:val="8"/>
     </w:pPr>
     <w:rPr>
@@ -3960,7 +3856,7 @@
     <w:basedOn w:val="DefaultParagraphFont"/>
     <w:link w:val="Heading1"/>
     <w:uiPriority w:val="9"/>
-    <w:rsid w:val="002B1A98"/>
+    <w:rsid w:val="00194246"/>
     <w:rPr>
       <w:rFonts w:asciiTheme="majorHAnsi" w:eastAsiaTheme="majorEastAsia" w:hAnsiTheme="majorHAnsi" w:cstheme="majorBidi"/>
       <w:color w:val="2F5496" w:themeColor="accent1" w:themeShade="BF"/>
@@ -3973,7 +3869,7 @@
     <w:basedOn w:val="DefaultParagraphFont"/>
     <w:link w:val="Heading2"/>
     <w:uiPriority w:val="9"/>
-    <w:rsid w:val="002B1A98"/>
+    <w:rsid w:val="00194246"/>
     <w:rPr>
       <w:rFonts w:asciiTheme="majorHAnsi" w:eastAsiaTheme="majorEastAsia" w:hAnsiTheme="majorHAnsi" w:cstheme="majorBidi"/>
       <w:color w:val="2F5496" w:themeColor="accent1" w:themeShade="BF"/>
@@ -3986,7 +3882,7 @@
     <w:basedOn w:val="DefaultParagraphFont"/>
     <w:link w:val="Heading3"/>
     <w:uiPriority w:val="9"/>
-    <w:rsid w:val="002B1A98"/>
+    <w:rsid w:val="00194246"/>
     <w:rPr>
       <w:rFonts w:eastAsiaTheme="majorEastAsia" w:cstheme="majorBidi"/>
       <w:color w:val="2F5496" w:themeColor="accent1" w:themeShade="BF"/>
@@ -4000,7 +3896,7 @@
     <w:link w:val="Heading4"/>
     <w:uiPriority w:val="9"/>
     <w:semiHidden/>
-    <w:rsid w:val="002B1A98"/>
+    <w:rsid w:val="00194246"/>
     <w:rPr>
       <w:rFonts w:eastAsiaTheme="majorEastAsia" w:cstheme="majorBidi"/>
       <w:i/>
@@ -4014,7 +3910,7 @@
     <w:link w:val="Heading5"/>
     <w:uiPriority w:val="9"/>
     <w:semiHidden/>
-    <w:rsid w:val="002B1A98"/>
+    <w:rsid w:val="00194246"/>
     <w:rPr>
       <w:rFonts w:eastAsiaTheme="majorEastAsia" w:cstheme="majorBidi"/>
       <w:color w:val="2F5496" w:themeColor="accent1" w:themeShade="BF"/>
@@ -4026,7 +3922,7 @@
     <w:link w:val="Heading6"/>
     <w:uiPriority w:val="9"/>
     <w:semiHidden/>
-    <w:rsid w:val="002B1A98"/>
+    <w:rsid w:val="00194246"/>
     <w:rPr>
       <w:rFonts w:eastAsiaTheme="majorEastAsia" w:cstheme="majorBidi"/>
       <w:i/>
@@ -4040,7 +3936,7 @@
     <w:link w:val="Heading7"/>
     <w:uiPriority w:val="9"/>
     <w:semiHidden/>
-    <w:rsid w:val="002B1A98"/>
+    <w:rsid w:val="00194246"/>
     <w:rPr>
       <w:rFonts w:eastAsiaTheme="majorEastAsia" w:cstheme="majorBidi"/>
       <w:color w:val="595959" w:themeColor="text1" w:themeTint="A6"/>
@@ -4052,7 +3948,7 @@
     <w:link w:val="Heading8"/>
     <w:uiPriority w:val="9"/>
     <w:semiHidden/>
-    <w:rsid w:val="002B1A98"/>
+    <w:rsid w:val="00194246"/>
     <w:rPr>
       <w:rFonts w:eastAsiaTheme="majorEastAsia" w:cstheme="majorBidi"/>
       <w:i/>
@@ -4066,7 +3962,7 @@
     <w:link w:val="Heading9"/>
     <w:uiPriority w:val="9"/>
     <w:semiHidden/>
-    <w:rsid w:val="002B1A98"/>
+    <w:rsid w:val="00194246"/>
     <w:rPr>
       <w:rFonts w:eastAsiaTheme="majorEastAsia" w:cstheme="majorBidi"/>
       <w:color w:val="272727" w:themeColor="text1" w:themeTint="D8"/>
@@ -4079,7 +3975,7 @@
     <w:link w:val="TitleChar"/>
     <w:uiPriority w:val="10"/>
     <w:qFormat/>
-    <w:rsid w:val="002B1A98"/>
+    <w:rsid w:val="00194246"/>
     <w:pPr>
       <w:spacing w:after="80" w:line="240" w:lineRule="auto"/>
       <w:contextualSpacing/>
@@ -4097,7 +3993,7 @@
     <w:basedOn w:val="DefaultParagraphFont"/>
     <w:link w:val="Title"/>
     <w:uiPriority w:val="10"/>
-    <w:rsid w:val="002B1A98"/>
+    <w:rsid w:val="00194246"/>
     <w:rPr>
       <w:rFonts w:asciiTheme="majorHAnsi" w:eastAsiaTheme="majorEastAsia" w:hAnsiTheme="majorHAnsi" w:cstheme="majorBidi"/>
       <w:spacing w:val="-10"/>
@@ -4113,7 +4009,7 @@
     <w:link w:val="SubtitleChar"/>
     <w:uiPriority w:val="11"/>
     <w:qFormat/>
-    <w:rsid w:val="002B1A98"/>
+    <w:rsid w:val="00194246"/>
     <w:pPr>
       <w:numPr>
         <w:ilvl w:val="1"/>
@@ -4132,7 +4028,7 @@
     <w:basedOn w:val="DefaultParagraphFont"/>
     <w:link w:val="Subtitle"/>
     <w:uiPriority w:val="11"/>
-    <w:rsid w:val="002B1A98"/>
+    <w:rsid w:val="00194246"/>
     <w:rPr>
       <w:rFonts w:eastAsiaTheme="majorEastAsia" w:cstheme="majorBidi"/>
       <w:color w:val="595959" w:themeColor="text1" w:themeTint="A6"/>
@@ -4148,7 +4044,7 @@
     <w:link w:val="QuoteChar"/>
     <w:uiPriority w:val="29"/>
     <w:qFormat/>
-    <w:rsid w:val="002B1A98"/>
+    <w:rsid w:val="00194246"/>
     <w:pPr>
       <w:spacing w:before="160"/>
       <w:jc w:val="center"/>
@@ -4164,7 +4060,7 @@
     <w:basedOn w:val="DefaultParagraphFont"/>
     <w:link w:val="Quote"/>
     <w:uiPriority w:val="29"/>
-    <w:rsid w:val="002B1A98"/>
+    <w:rsid w:val="00194246"/>
     <w:rPr>
       <w:i/>
       <w:iCs/>
@@ -4176,7 +4072,7 @@
     <w:basedOn w:val="Normal"/>
     <w:uiPriority w:val="34"/>
     <w:qFormat/>
-    <w:rsid w:val="002B1A98"/>
+    <w:rsid w:val="00194246"/>
     <w:pPr>
       <w:ind w:left="720"/>
       <w:contextualSpacing/>
@@ -4187,7 +4083,7 @@
     <w:basedOn w:val="DefaultParagraphFont"/>
     <w:uiPriority w:val="21"/>
     <w:qFormat/>
-    <w:rsid w:val="002B1A98"/>
+    <w:rsid w:val="00194246"/>
     <w:rPr>
       <w:i/>
       <w:iCs/>
@@ -4201,7 +4097,7 @@
     <w:link w:val="IntenseQuoteChar"/>
     <w:uiPriority w:val="30"/>
     <w:qFormat/>
-    <w:rsid w:val="002B1A98"/>
+    <w:rsid w:val="00194246"/>
     <w:pPr>
       <w:pBdr>
         <w:top w:val="single" w:sz="4" w:space="10" w:color="2F5496" w:themeColor="accent1" w:themeShade="BF"/>
@@ -4222,7 +4118,7 @@
     <w:basedOn w:val="DefaultParagraphFont"/>
     <w:link w:val="IntenseQuote"/>
     <w:uiPriority w:val="30"/>
-    <w:rsid w:val="002B1A98"/>
+    <w:rsid w:val="00194246"/>
     <w:rPr>
       <w:i/>
       <w:iCs/>
@@ -4234,7 +4130,7 @@
     <w:basedOn w:val="DefaultParagraphFont"/>
     <w:uiPriority w:val="32"/>
     <w:qFormat/>
-    <w:rsid w:val="002B1A98"/>
+    <w:rsid w:val="00194246"/>
     <w:rPr>
       <w:b/>
       <w:bCs/>
